--- a/Volume 1/Chapter 01 - Development Environment/SPA_Vol1_Ch1_Lesson1_13_Erlang_Setup_Optional.docx
+++ b/Volume 1/Chapter 01 - Development Environment/SPA_Vol1_Ch1_Lesson1_13_Erlang_Setup_Optional.docx
@@ -1281,7 +1281,7 @@
         <w:keepNext/>
       </w:pPr>
       <w:r>
-        <w:t>New-Item -ItemType Directory -Force $HOME\spa | Out-Null</w:t>
+        <w:t>New-Item -ItemType Directory -Force "$HOME\spa" | Out-Null</w:t>
       </w:r>
     </w:p>
     <w:p>
@@ -1289,7 +1289,7 @@
         <w:pStyle w:val="CommandBlock"/>
       </w:pPr>
       <w:r>
-        <w:t>Set-Location $HOME\spa</w:t>
+        <w:t>Set-Location "$HOME\spa"</w:t>
       </w:r>
     </w:p>
     <w:p>
@@ -1326,7 +1326,7 @@
         <w:keepNext/>
       </w:pPr>
       <w:r>
-        <w:t>New-Item -ItemType Directory -Force .\lesson-1.13\erlang | Out-Null</w:t>
+        <w:t>New-Item -ItemType Directory -Force "$HOME\spa\lesson-1.13\erlang" | Out-Null</w:t>
       </w:r>
     </w:p>
     <w:p>
@@ -1335,7 +1335,7 @@
         <w:keepNext/>
       </w:pPr>
       <w:r>
-        <w:t>Set-Location .\lesson-1.13</w:t>
+        <w:t>Set-Location "$HOME\spa\lesson-1.13"</w:t>
       </w:r>
     </w:p>
     <w:p>
@@ -1365,7 +1365,7 @@
         <w:pStyle w:val="ListBullet"/>
       </w:pPr>
       <w:r>
-        <w:t>The New-Item line makes lesson-1.13 and the erlang folder inside it, and Set-Location moves into the lesson folder.</w:t>
+        <w:t>The New-Item line makes lesson-1.13 and the erlang folder inside it, and Set-Location moves into the lesson folder. Each folder is a full path that starts with $HOME\spa, so the line makes the same folder from any folder you are in.</w:t>
       </w:r>
     </w:p>
     <w:p>
@@ -1492,7 +1492,7 @@
         <w:keepNext/>
       </w:pPr>
       <w:r>
-        <w:t>mkdir -p ~/spa/lesson-1.13/erlang</w:t>
+        <w:t>mkdir -p "$HOME/spa/lesson-1.13/erlang"</w:t>
       </w:r>
     </w:p>
     <w:p>
@@ -1501,7 +1501,7 @@
         <w:keepNext/>
       </w:pPr>
       <w:r>
-        <w:t>cd ~/spa/lesson-1.13</w:t>
+        <w:t>cd "$HOME/spa/lesson-1.13"</w:t>
       </w:r>
     </w:p>
     <w:p>
@@ -1528,7 +1528,7 @@
     </w:p>
     <w:p>
       <w:r>
-        <w:t>Remember, ~ is your home folder, mkdir -p creates the folders, cd moves into lesson-1.13, printf writes the two .gitignore lines, and pwd prints a path that ends in spa/lesson-1.13.</w:t>
+        <w:t>Remember, $HOME is your home folder, mkdir -p creates the folders, cd moves into lesson-1.13, printf writes the two .gitignore lines, and pwd prints a path that ends in spa/lesson-1.13.</w:t>
       </w:r>
     </w:p>
     <w:p>
@@ -3272,31 +3272,31 @@
       </w:rPr>
     </w:lvl>
   </w:abstractNum>
-  <w:num w:numId="1" w16cid:durableId="1760443929">
+  <w:num w:numId="1" w16cid:durableId="940258884">
     <w:abstractNumId w:val="8"/>
   </w:num>
-  <w:num w:numId="2" w16cid:durableId="1557088215">
+  <w:num w:numId="2" w16cid:durableId="926306684">
     <w:abstractNumId w:val="6"/>
   </w:num>
-  <w:num w:numId="3" w16cid:durableId="1244799618">
+  <w:num w:numId="3" w16cid:durableId="549918801">
     <w:abstractNumId w:val="5"/>
   </w:num>
-  <w:num w:numId="4" w16cid:durableId="1508397034">
+  <w:num w:numId="4" w16cid:durableId="751509866">
     <w:abstractNumId w:val="4"/>
   </w:num>
-  <w:num w:numId="5" w16cid:durableId="1723752209">
+  <w:num w:numId="5" w16cid:durableId="1512601343">
     <w:abstractNumId w:val="7"/>
   </w:num>
-  <w:num w:numId="6" w16cid:durableId="2144229342">
+  <w:num w:numId="6" w16cid:durableId="2098939912">
     <w:abstractNumId w:val="3"/>
   </w:num>
-  <w:num w:numId="7" w16cid:durableId="599992253">
+  <w:num w:numId="7" w16cid:durableId="874124675">
     <w:abstractNumId w:val="2"/>
   </w:num>
-  <w:num w:numId="8" w16cid:durableId="484972175">
+  <w:num w:numId="8" w16cid:durableId="272247780">
     <w:abstractNumId w:val="1"/>
   </w:num>
-  <w:num w:numId="9" w16cid:durableId="901138718">
+  <w:num w:numId="9" w16cid:durableId="1150445776">
     <w:abstractNumId w:val="0"/>
   </w:num>
 </w:numbering>

--- a/Volume 1/Chapter 01 - Development Environment/SPA_Vol1_Ch1_Lesson1_13_Erlang_Setup_Optional.docx
+++ b/Volume 1/Chapter 01 - Development Environment/SPA_Vol1_Ch1_Lesson1_13_Erlang_Setup_Optional.docx
@@ -3083,10 +3083,7 @@
     </w:p>
     <w:p>
       <w:r>
-        <w:t>You installed Erlang/OTP, put its bin folder on your PATH, and proved that PowerShell runs the erl and erlc you installed. You then compiled a module into a .beam file and ran its main function, first from the lesson folder and then the course's way, with -o and -pa naming the erlang folder. You also saw that a function's steps end with commas and a period, and that a module's name must match its file. Next, Lesson 1.14 sets up Solidity, the last optional language. Start every lesson with Set-Location $HOME</w:t>
-      </w:r>
-      <w:r>
-        <w:t>\spa.</w:t>
+        <w:t>You installed Erlang/OTP, put its bin folder on your PATH, and proved that PowerShell runs the erl and erlc you installed. You then compiled a module into a .beam file and ran its main function, first from the lesson folder and then the course's way, with -o and -pa naming the erlang folder. You also saw that a function's steps end with commas and a period, and that a module's name must match its file. Next, Lesson 1.14 sets up Solidity, the last optional language. Start every lesson with Set-Location $HOME\spa.</w:t>
       </w:r>
     </w:p>
     <w:sectPr>
